--- a/docs/casos de uso proyecto aplicaciones moviles.docx
+++ b/docs/casos de uso proyecto aplicaciones moviles.docx
@@ -29,7 +29,7 @@
           <w:sz w:val="24"/>
           <w:szCs w:val="24"/>
         </w:rPr>
-        <w:t xml:space="preserve">App móvil Santiago Sacro · Caso Red Patrimonial de Santiago (Arzobispado de Santiago)</w:t>
+        <w:t xml:space="preserve">App móvil AuraSacrapp · Caso Red Patrimonial de Santiago (Arzobispado de Santiago)</w:t>
       </w:r>
     </w:p>
     <w:p>
